--- a/TS-Padam/TS-6.3/TS 6.3 Malayalam Pada Paatam Corrections.docx
+++ b/TS-Padam/TS-6.3/TS 6.3 Malayalam Pada Paatam Corrections.docx
@@ -59,10 +59,9 @@
           <w:bCs/>
           <w:sz w:val="32"/>
           <w:szCs w:val="32"/>
-          <w:highlight w:val="red"/>
           <w:u w:val="single"/>
         </w:rPr>
-        <w:t>????</w:t>
+        <w:t>30th April 2026</w:t>
       </w:r>
     </w:p>
     <w:p>
@@ -1717,27 +1716,7 @@
                 <w:sz w:val="28"/>
                 <w:szCs w:val="28"/>
               </w:rPr>
-              <w:t>7</w:t>
-            </w:r>
-            <w:r>
-              <w:rPr>
-                <w:rFonts w:cs="Arial"/>
-                <w:b/>
-                <w:bCs/>
-                <w:sz w:val="28"/>
-                <w:szCs w:val="28"/>
-              </w:rPr>
-              <w:t>.</w:t>
-            </w:r>
-            <w:r>
-              <w:rPr>
-                <w:rFonts w:cs="Arial"/>
-                <w:b/>
-                <w:bCs/>
-                <w:sz w:val="28"/>
-                <w:szCs w:val="28"/>
-              </w:rPr>
-              <w:t>2</w:t>
+              <w:t>7.2</w:t>
             </w:r>
             <w:r>
               <w:rPr>
@@ -2522,6 +2501,16 @@
           <w:u w:val="single"/>
         </w:rPr>
       </w:pPr>
+      <w:r>
+        <w:rPr>
+          <w:b/>
+          <w:bCs/>
+          <w:sz w:val="32"/>
+          <w:szCs w:val="32"/>
+          <w:u w:val="single"/>
+        </w:rPr>
+        <w:t>============</w:t>
+      </w:r>
     </w:p>
     <w:p>
       <w:pPr>
@@ -3540,6 +3529,16 @@
               </w:rPr>
               <w:t xml:space="preserve"> </w:t>
             </w:r>
+          </w:p>
+          <w:p>
+            <w:pPr>
+              <w:jc w:val="center"/>
+              <w:rPr>
+                <w:rFonts w:ascii="BRH Malayalam Extra" w:hAnsi="BRH Malayalam Extra" w:cs="BRH Malayalam Extra"/>
+                <w:sz w:val="40"/>
+                <w:szCs w:val="40"/>
+              </w:rPr>
+            </w:pPr>
           </w:p>
         </w:tc>
       </w:tr>
@@ -11491,42 +11490,6 @@
         </w:rPr>
         <w:t>===================</w:t>
       </w:r>
-    </w:p>
-    <w:p>
-      <w:pPr>
-        <w:jc w:val="center"/>
-        <w:rPr>
-          <w:b/>
-          <w:bCs/>
-          <w:sz w:val="32"/>
-          <w:szCs w:val="32"/>
-          <w:u w:val="single"/>
-        </w:rPr>
-      </w:pPr>
-    </w:p>
-    <w:p>
-      <w:pPr>
-        <w:jc w:val="center"/>
-        <w:rPr>
-          <w:b/>
-          <w:bCs/>
-          <w:sz w:val="32"/>
-          <w:szCs w:val="32"/>
-          <w:u w:val="single"/>
-        </w:rPr>
-      </w:pPr>
-    </w:p>
-    <w:p>
-      <w:pPr>
-        <w:jc w:val="center"/>
-        <w:rPr>
-          <w:b/>
-          <w:bCs/>
-          <w:sz w:val="32"/>
-          <w:szCs w:val="32"/>
-          <w:u w:val="single"/>
-        </w:rPr>
-      </w:pPr>
     </w:p>
     <w:p>
       <w:pPr>
@@ -12153,7 +12116,6 @@
           <w:b/>
           <w:sz w:val="32"/>
         </w:rPr>
-        <w:lastRenderedPageBreak/>
         <w:t>===================</w:t>
       </w:r>
     </w:p>
@@ -12203,6 +12165,7 @@
       <w:pBdr>
         <w:top w:val="single" w:sz="4" w:space="1" w:color="auto"/>
       </w:pBdr>
+      <w:jc w:val="right"/>
       <w:rPr>
         <w:b/>
         <w:bCs/>
@@ -12384,6 +12347,7 @@
       <w:pBdr>
         <w:top w:val="single" w:sz="4" w:space="1" w:color="auto"/>
       </w:pBdr>
+      <w:jc w:val="right"/>
       <w:rPr>
         <w:b/>
         <w:bCs/>
